--- a/Doku/Doku_E_Anhang.docx
+++ b/Doku/Doku_E_Anhang.docx
@@ -666,6 +666,38 @@
                 <w:szCs w:val="20"/>
               </w:rPr>
               <w:t xml:space="preserve">Projektantrag_Sascha_Schulz_v2.docx</w:t>
+            </w:r>
+          </w:p>
+        </w:tc>
+      </w:tr>
+      <w:tr>
+        <w:tc>
+          <w:tcPr>
+            <w:tcW w:type="dxa" w:w="1270"/>
+          </w:tcPr>
+          <w:p>
+            <w:r>
+              <w:t>F</w:t>
+            </w:r>
+          </w:p>
+        </w:tc>
+        <w:tc>
+          <w:tcPr>
+            <w:tcW w:type="dxa" w:w="2721"/>
+          </w:tcPr>
+          <w:p>
+            <w:r>
+              <w:t>Glossar</w:t>
+            </w:r>
+          </w:p>
+        </w:tc>
+        <w:tc>
+          <w:tcPr>
+            <w:tcW w:type="dxa" w:w="5079"/>
+          </w:tcPr>
+          <w:p>
+            <w:r>
+              <w:t>Fachbegriffe des Projekts (Java, JavaFX, JDBC, SQL)</w:t>
             </w:r>
           </w:p>
         </w:tc>
@@ -780,7 +812,7 @@
         <w:jc w:val="both"/>
       </w:pPr>
       <w:r>
-        <w:t xml:space="preserve">Datenbank krankenhaus_lager (utf8mb4). Nachfolgend die CREATE-Statements aller sechs Tabellen; das vollständige Skript inkl. Testdaten liegt in testdaten_krankenhaus_lager.sql bei.</w:t>
+        <w:t>Datenbank DOIT (utf8mb4). Nachfolgend die CREATE-Statements aller sechs Tabellen; das vollständige Skript inkl. Testdaten liegt in testdaten_krankenhaus_lager.sql bei.</w:t>
       </w:r>
     </w:p>
     <w:tbl>
@@ -827,7 +859,7 @@
                 <w:sz w:val="18"/>
                 <w:szCs w:val="18"/>
               </w:rPr>
-              <w:t xml:space="preserve">CREATE DATABASE krankenhaus_lager</w:t>
+              <w:t>CREATE DATABASE DOIT</w:t>
             </w:r>
           </w:p>
           <w:p>
@@ -855,7 +887,7 @@
                 <w:sz w:val="18"/>
                 <w:szCs w:val="18"/>
               </w:rPr>
-              <w:t xml:space="preserve">USE krankenhaus_lager;</w:t>
+              <w:t>USE DOIT;</w:t>
             </w:r>
           </w:p>
           <w:p>
@@ -1833,7 +1865,7 @@
                 <w:sz w:val="20"/>
                 <w:szCs w:val="20"/>
               </w:rPr>
-              <w:t xml:space="preserve">krankenhaus_lager – muss angelegt sein</w:t>
+              <w:t>DOIT – muss angelegt sein</w:t>
             </w:r>
           </w:p>
         </w:tc>
@@ -3131,7 +3163,7 @@
                 <w:sz w:val="20"/>
                 <w:szCs w:val="20"/>
               </w:rPr>
-              <w:t xml:space="preserve">Loesung</w:t>
+              <w:t>Lösung</w:t>
             </w:r>
           </w:p>
         </w:tc>
@@ -3204,7 +3236,7 @@
                 <w:sz w:val="20"/>
                 <w:szCs w:val="20"/>
               </w:rPr>
-              <w:t xml:space="preserve">Java 17 installiert? (java -version). MySQL-Dienst aktiv? Zugangsdaten pruefen.</w:t>
+              <w:t>Java 17 installiert? (java -version). MySQL-Dienst aktiv? Zugangsdaten prüfen.</w:t>
             </w:r>
           </w:p>
         </w:tc>
@@ -3350,7 +3382,7 @@
                 <w:sz w:val="20"/>
                 <w:szCs w:val="20"/>
               </w:rPr>
-              <w:t xml:space="preserve">Falsches Passwort - Zugangsdaten in DBConnection.java pruefen.</w:t>
+              <w:t>Falsches Passwort - Zugangsdaten in DBConnection.java prüfen.</w:t>
             </w:r>
           </w:p>
         </w:tc>
@@ -3462,7 +3494,7 @@
                 <w:sz w:val="20"/>
                 <w:szCs w:val="20"/>
               </w:rPr>
-              <w:t xml:space="preserve">Material laesst sich nicht loeschen</w:t>
+              <w:t>Material lässt sich nicht löschen</w:t>
             </w:r>
           </w:p>
         </w:tc>
@@ -3496,7 +3528,7 @@
                 <w:sz w:val="20"/>
                 <w:szCs w:val="20"/>
               </w:rPr>
-              <w:t xml:space="preserve">Erst abhaengige Bestellungen/Buchungen entfernen.</w:t>
+              <w:t>Erst abhängige Bestellungen/Buchungen entfernen.</w:t>
             </w:r>
           </w:p>
         </w:tc>
@@ -3535,7 +3567,7 @@
                 <w:sz w:val="20"/>
                 <w:szCs w:val="20"/>
               </w:rPr>
-              <w:t xml:space="preserve">Geloeschte Daten zurueckholen?</w:t>
+              <w:t>Gelöschte Daten zurückholen?</w:t>
             </w:r>
           </w:p>
         </w:tc>
@@ -3569,7 +3601,7 @@
                 <w:sz w:val="20"/>
                 <w:szCs w:val="20"/>
               </w:rPr>
-              <w:t xml:space="preserve">Nicht moeglich - mit Bedacht loeschen.</w:t>
+              <w:t>Nicht möglich - mit Bedacht löschen.</w:t>
             </w:r>
           </w:p>
         </w:tc>
@@ -3604,9 +3636,37 @@
     <w:p>
       <w:pPr>
         <w:pStyle w:val="Heading2"/>
+        <w:spacing w:after="120" w:before="200" w:line="360"/>
       </w:pPr>
       <w:r>
-        <w:t>Anhang D – Glossar</w:t>
+        <w:t>Anhang D – Wochenplan</w:t>
+      </w:r>
+    </w:p>
+    <w:p>
+      <w:r>
+        <w:t>Der vollständige Wochenplan liegt der Abgabe als separate Datei Wochenplan_Sascha_Schulz.xlsx bei. Er enthält die wochenweise Planung der sieben Projektphasen über die sechs Projektwochen (04.05.2026 – 26.06.2026).</w:t>
+      </w:r>
+    </w:p>
+    <w:p>
+      <w:pPr>
+        <w:pStyle w:val="Heading2"/>
+        <w:spacing w:after="120" w:before="200" w:line="360"/>
+      </w:pPr>
+      <w:r>
+        <w:t>Anhang E – Projektantrag</w:t>
+      </w:r>
+    </w:p>
+    <w:p>
+      <w:r>
+        <w:t>Der genehmigte Projektantrag liegt der Abgabe als separate Datei Projektantrag_Sascha_Schulz_v2.docx bei. Er dokumentiert die ursprüngliche Projektplanung mit Phasen und Stundenansätzen (180 h).</w:t>
+      </w:r>
+    </w:p>
+    <w:p>
+      <w:pPr>
+        <w:pStyle w:val="Heading2"/>
+      </w:pPr>
+      <w:r>
+        <w:t>Anhang F – Glossar</w:t>
       </w:r>
     </w:p>
     <w:p>

--- a/Doku/Doku_E_Anhang.docx
+++ b/Doku/Doku_E_Anhang.docx
@@ -2946,7 +2946,7 @@
         <w:spacing w:after="40" w:line="360"/>
       </w:pPr>
       <w:r>
-        <w:t xml:space="preserve">Auf Speichern klicken - die Bestellung erscheint in der Liste.</w:t>
+        <w:t>Auf „Speichern“ klicken – die Bestellung erscheint in der Liste.</w:t>
       </w:r>
     </w:p>
     <w:p>
@@ -2959,7 +2959,7 @@
         <w:spacing w:after="40" w:line="360"/>
       </w:pPr>
       <w:r>
-        <w:t xml:space="preserve">Sobald die Lieferung eintrifft: Bestellung auswaehlen und den Status auf geliefert setzen, dann speichern.</w:t>
+        <w:t>Sobald die Lieferung eintrifft: Bestellung auswählen und den Status auf geliefert setzen, dann speichern.</w:t>
       </w:r>
     </w:p>
     <w:p>
@@ -2975,7 +2975,7 @@
         <w:t xml:space="preserve">Hinweis: </w:t>
       </w:r>
       <w:r>
-        <w:t xml:space="preserve">Das Setzen des Status veraendert den Bestand nicht automatisch. Den Wareneingang buchen Sie anschliessend als EINGANG auf der Registerkarte Bestandsbewegungen (siehe C.9). Statuswerte: offen, geliefert, storniert.</w:t>
+        <w:t>Das Setzen des Status verändert den Bestand nicht automatisch. Den Wareneingang buchen Sie anschließend als EINGANG auf der Registerkarte Bestandsbewegungen (siehe C.9). Statuswerte: offen, geliefert, storniert.</w:t>
       </w:r>
     </w:p>
     <w:p>
@@ -2993,7 +2993,7 @@
         <w:jc w:val="both"/>
       </w:pPr>
       <w:r>
-        <w:t xml:space="preserve">Auf der Registerkarte Bestandsbewegungen werden alle Ein- und Ausgaenge gebucht und protokolliert. In der Bestandsuebersicht gibt es zusaetzlich die Schnellzugriffe „Warenentnahme“ (AUSGANG) und „Umlagerung“. So buchen Sie eine Bewegung:</w:t>
+        <w:t>Auf der Registerkarte Bestandsbewegungen werden alle Ein- und Ausgänge gebucht und protokolliert. In der Bestandsübersicht gibt es zusätzlich die Schnellzugriffe „Warenentnahme“ (AUSGANG) und „Umlagerung“. So buchen Sie eine Bewegung:</w:t>
       </w:r>
     </w:p>
     <w:p>
@@ -3006,7 +3006,7 @@
         <w:spacing w:after="40" w:line="360"/>
       </w:pPr>
       <w:r>
-        <w:t xml:space="preserve">Registerkarte Bestandsbewegungen oeffnen, dann Anlegen.</w:t>
+        <w:t>Registerkarte Bestandsbewegungen öffnen, dann Anlegen.</w:t>
       </w:r>
     </w:p>
     <w:p>
@@ -3019,7 +3019,7 @@
         <w:spacing w:after="40" w:line="360"/>
       </w:pPr>
       <w:r>
-        <w:t xml:space="preserve">Material und Stationslager waehlen.</w:t>
+        <w:t>Material und Stationslager wählen.</w:t>
       </w:r>
     </w:p>
     <w:p>
@@ -3032,7 +3032,7 @@
         <w:spacing w:after="40" w:line="360"/>
       </w:pPr>
       <w:r>
-        <w:t xml:space="preserve">Bewegungstyp EINGANG (Zugang) oder AUSGANG (Entnahme) auswaehlen.</w:t>
+        <w:t>Bewegungstyp EINGANG (Zugang) oder AUSGANG (Entnahme) auswählen.</w:t>
       </w:r>
     </w:p>
     <w:p>
@@ -3058,7 +3058,7 @@
         <w:spacing w:after="40" w:line="360"/>
       </w:pPr>
       <w:r>
-        <w:t xml:space="preserve">Auf Speichern klicken. Datum und Uhrzeit werden automatisch gesetzt; der Bestand passt sich an.</w:t>
+        <w:t>Auf „Speichern“ klicken. Datum und Uhrzeit werden automatisch gesetzt; der Bestand passt sich an.</w:t>
       </w:r>
     </w:p>
     <w:p>
@@ -3067,7 +3067,7 @@
         <w:jc w:val="both"/>
       </w:pPr>
       <w:r>
-        <w:t xml:space="preserve">Eine Umlagerung zwischen zwei Lagern erfassen Sie als AUSGANG im Quelllager und EINGANG im Ziellager. Nur durch konsequentes Buchen bleibt der Bestand lueckenlos nachvollziehbar.</w:t>
+        <w:t>Eine Umlagerung zwischen zwei Lagern erfassen Sie als AUSGANG im Quelllager und EINGANG im Ziellager. Nur durch konsequentes Buchen bleibt der Bestand lückenlos nachvollziehbar.</w:t>
       </w:r>
     </w:p>
     <w:p>
@@ -3625,7 +3625,7 @@
         <w:t xml:space="preserve">Support: </w:t>
       </w:r>
       <w:r>
-        <w:t xml:space="preserve">IT-Systemadministrator vor Ort oder Entwickler Sascha Schulz (Gruppe 2551). Benutzerhandbuch Version 1.0 - SRH Berufliche Rehabilitation, WI-Ausbildung 2026.</w:t>
+        <w:t>IT-Systemadministrator vor Ort oder Entwickler Sascha Schulz (Gruppe 2551). Benutzerhandbuch Version 1.0 – SRH Berufliche Rehabilitation, WI-Ausbildung 2026.</w:t>
       </w:r>
     </w:p>
     <w:p>

--- a/Doku/Doku_E_Anhang.docx
+++ b/Doku/Doku_E_Anhang.docx
@@ -2185,7 +2185,7 @@
                 <w:sz w:val="20"/>
                 <w:szCs w:val="20"/>
               </w:rPr>
-              <w:t xml:space="preserve">Startansicht: Bestand je Material und Lager, Suche, Stationsfilter, Warnung, Warenentnahme, Umlagerung</w:t>
+              <w:t xml:space="preserve">Startansicht: Bestand je Material und Lager, Suche, Stationsfilter, Warnung</w:t>
             </w:r>
           </w:p>
         </w:tc>
@@ -2993,7 +2993,7 @@
         <w:jc w:val="both"/>
       </w:pPr>
       <w:r>
-        <w:t>Auf der Registerkarte Bestandsbewegungen werden alle Ein- und Ausgänge gebucht und protokolliert. In der Bestandsübersicht gibt es zusätzlich die Schnellzugriffe „Warenentnahme“ (AUSGANG) und „Umlagerung“. So buchen Sie eine Bewegung:</w:t>
+        <w:t>Auf der Registerkarte Bestandsbewegungen werden alle Ein- und Ausgänge gebucht und protokolliert. So buchen Sie eine Bewegung:</w:t>
       </w:r>
     </w:p>
     <w:p>
@@ -6690,7 +6690,7 @@
               <w:br/>
               <w:t>2. showAndWait() blockiert den JavaFX-Thread, bis der Benutzer eine Auswahl trifft.</w:t>
               <w:br/>
-              <w:t>3. Optional&lt;T&gt; result = d ialog.showAndWait(); r esult.ifPresent(wert -&gt; {...}) wertet die Auswahl sicher aus.</w:t>
+              <w:t>3. Optional&lt;T&gt; ergebnis = d ialog.showAndWait(); r esult.ifPresent(wert -&gt; {...}) wertet die Auswahl sicher aus.</w:t>
               <w:br/>
               <w:t>Im Projekt werden Auswahloperationen über direkte Com boBox-Steuerelemente in main.fxml realisiert — ChoiceDialog ist die Alternative für Auswahloperationen in separaten Popup-Fenstern.</w:t>
             </w:r>
@@ -6906,7 +6906,7 @@
               <w:br/>
               <w:t>2. Beim Schreiben in die Datenbank: stmt.setString(3, b.getBe wegungstyp().name()) — .name() gibt den Enum-Namen als String zurück.</w:t>
               <w:br/>
-              <w:t>3. Beim Lesen aus der Datenbank: BewegungsTyp .valueOf(rs.getStrin g("bewegungstyp")) — .valueOf() wandelt den String zurück in den Enum-Wert.</w:t>
+              <w:t>3. Beim Lesen aus der Datenbank: BewegungsTyp .valueOf(datensatz.getStrin g("bewegungstyp")) — .valueOf() wandelt den String zurück in den Enum-Wert.</w:t>
               <w:br/>
               <w:t>Vorteil: Tippfehler bei Bewegungstypen werden zur Kompilierzeit erkannt, nicht erst zur Laufzeit.</w:t>
             </w:r>
@@ -7722,11 +7722,11 @@
               <w:br/>
               <w:t>Hier ist der genaue Ablauf:</w:t>
               <w:br/>
-              <w:t>1. In allen DAO-Klassen wird beim INSERT benötigt: conn.p repareStatement(sql, Statement.RETUR N_GENERATED_KEYS).</w:t>
+              <w:t>1. In allen DAO-Klassen wird beim INSERT benötigt: verbindung.p repareStatement(sql, Statement.RETUR N_GENERATED_KEYS).</w:t>
               <w:br/>
               <w:t>2. Statement.RET URN_GENERATED_KEYS ist eine Konstante (Wert: 1), die dem JDBC-Treiber mitteilt, die automatisch generierte ID zurückzugeben.</w:t>
               <w:br/>
-              <w:t>3. Nach dem INSERT: ResultSet keys = stmt .getGeneratedKeys(); keys.next(); int id = keys.getInt(1) — so bekommt das DAO-Objekt die neue Datenbank-ID.</w:t>
+              <w:t>3. Nach dem INSERT: ResultSet schluessel = stmt .getGeneratedKeys(); schluessel.next(); int id = schluessel.getInt(1) — so bekommt das DAO-Objekt die neue Datenbank-ID.</w:t>
               <w:br/>
               <w:t>Direkte SQL-Statements (Sta tement.execute(sql)) werden nicht verwendet — das Projekt setzt ausschließlich PreparedStatement ein, um SQL-Injection zu verhindern.</w:t>
             </w:r>
@@ -7834,7 +7834,7 @@
               <w:br/>
               <w:t>2. showAndWait() blockiert den JavaFX-Thread, bis der Benutzer bestätigt oder abbricht.</w:t>
               <w:br/>
-              <w:t>3. Optional&lt;String&gt; result = d ialog.showAndWait(); r esult.ifPresent(text -&gt; { ... }) wertet die Eingabe sicher aus.</w:t>
+              <w:t>3. Optional&lt;String&gt; ergebnis = d ialog.showAndWait(); r esult.ifPresent(text -&gt; { ... }) wertet die Eingabe sicher aus.</w:t>
               <w:br/>
               <w:t>Im Projekt werden Texteingaben über direkte Text Field-Steuerelemente in main.fxml realisiert — TextInputDialog ist die Alternative für Eingaben in separaten Popup-Fenstern.</w:t>
             </w:r>
@@ -7886,7 +7886,7 @@
               <w:br/>
               <w:t>1. Beim Schreiben: stmt.setTimestamp(5, Timestamp.va lueOf(b.getDatum())) — Timestamp.va lueOf(LocalDateTime) konvertiert den Jav a-LocalDateTime-Wert in einen JDBC-kompatiblen Timestamp.</w:t>
               <w:br/>
-              <w:t>2. Beim Lesen: rs.g etTimestamp("datum</w:t>
+              <w:t>2. Beim Lesen: datensatz.g etTimestamp("datum</w:t>
               <w:br/>
               <w:t>").toLocalDateTime() — toLocalDateTime() konvertiert zurück in LocalDateTime.</w:t>
               <w:br/>
